--- a/CS499 Milestone Two Enhancement Narrative Cassidy Reinitz.docx
+++ b/CS499 Milestone Two Enhancement Narrative Cassidy Reinitz.docx
@@ -680,10 +680,7 @@
               <w:spacing w:line="276" w:lineRule="auto"/>
             </w:pPr>
             <w:r>
-              <w:rPr>
-                <w:sz w:val="22"/>
-              </w:rPr>
-              <w:t>Three automated validation tests pass and the Angular production build succeeds.</w:t>
+              <w:t>Final suite passes 38 tests with persistence stubbed; initial Angular production build succeeds.</w:t>
             </w:r>
           </w:p>
         </w:tc>
@@ -705,7 +702,7 @@
         <w:ind w:firstLine="720"/>
       </w:pPr>
       <w:r>
-        <w:t>This enhancement met the outcome-coverage plan established in Module One and provided the strongest evidence for the fourth program outcome: using well-founded techniques, skills, and tools to implement computing solutions that deliver value. I applied separation of concerns, middleware, typed client models, reusable validation, schema-level constraints, asynchronous request handling, environment-based configuration, and automated tests to improve a multi-layer application. The resulting code is easier to maintain because validation, authentication, persistence, and interface responsibilities are more clearly separated.</w:t>
+        <w:t>This enhancement refined the implementation scope established in Module One and provided the strongest evidence for the fourth program outcome: using well-founded techniques, skills, and tools to implement computing solutions that deliver value. I applied separation of concerns, middleware, typed client models, reusable validation, schema-level constraints, asynchronous request handling, environment-based configuration, and automated tests to improve a multi-layer application. The resulting code is easier to maintain because validation, authentication, persistence, and interface responsibilities are more clearly separated.</w:t>
       </w:r>
     </w:p>
     <w:p>
@@ -769,14 +766,51 @@
         <w:ind w:firstLine="720"/>
       </w:pPr>
       <w:r>
-        <w:lastRenderedPageBreak/>
-        <w:t>I verified the enhancement with automated validation tests, JavaScript syntax checks, dependency installation, and an Angular production build. All three backend tests passed, the modified JavaScript files passed syntax checking, and the Angular application compiled successfully. The build reported a non-failing warning that the initial front-end bundle was approximately 50 KB above its configured budget. That warning identifies a possible future optimization, but it does not prevent the application from building or change the functionality addressed by this milestone. Overall, the enhancement taught me to evaluate software not only by whether it runs, but also by whether its boundaries, failure behavior, security decisions, and maintenance needs are clear.</w:t>
+        <w:t>I verified the enhancement with automated validation tests, JavaScript syntax checks, dependency installation, and an Angular production build. The initial three backend validation tests passed; the final expanded suite passes 38 tests with persistence stubbed, as detailed in the verification addendum. The modified JavaScript files passed syntax checking, and the Angular application compiled successfully. The build reported a non-failing warning that the initial front-end bundle was approximately 50 KB above its configured budget. That warning identifies a possible future optimization, but it does not prevent the application from building or change the functionality addressed by this milestone. Overall, the enhancement taught me to evaluate software not only by whether it runs, but also by whether its boundaries, failure behavior, security decisions, and maintenance needs are clear.</w:t>
       </w:r>
     </w:p>
     <w:p>
       <w:pPr>
         <w:ind w:left="720" w:hanging="720"/>
       </w:pPr>
+    </w:p>
+    <w:p>
+      <w:r>
+        <w:br w:type="page"/>
+      </w:r>
+    </w:p>
+    <w:p>
+      <w:pPr>
+        <w:pStyle w:val="Heading1"/>
+      </w:pPr>
+      <w:r>
+        <w:t>Final Verification and Instructor Feedback</w:t>
+      </w:r>
+    </w:p>
+    <w:p>
+      <w:r>
+        <w:t>October 17, 2026. Professor Sanford recommended expanding automated testing to cover authentication, authorization, and failure scenarios across the application. In response, the final artifact adds 35 security and HTTP tests to the three existing validation tests. The complete run passed all 38 tests. The retained evidence/security_tests.txt records the output, and evidence/TEST_SCOPE.md explains the method and limits.</w:t>
+      </w:r>
+    </w:p>
+    <w:p>
+      <w:r>
+        <w:t>The added suite sends requests to an ephemeral Express server using the real API router, Passport local strategy, JWT signing and verification, and PBKDF2 methods. Mongoose persistence methods are stubbed to produce deterministic success, duplicate, missing-record, and failure responses. Tests verify that rejected writes do not reach persistence. This expands verification beyond isolated input validation, but it is not a live MongoDB integration run or a browser end-to-end run.</w:t>
+      </w:r>
+    </w:p>
+    <w:p>
+      <w:r>
+        <w:t>Coverage includes missing, malformed, expired, incorrectly signed, wrong-algorithm, wrong-issuer, wrong-audience, and not-yet-valid tokens; authentication for POST, PUT, and DELETE; authorized writes; input allowlisting; generic login failures; registration checks; sanitized database failures; distinct password salts; legacy password compatibility; and invalid stored hash length. The new results provide stronger evidence for Outcomes Two, Four, and Five by making the implemented boundary reproducible and inspectable.</w:t>
+      </w:r>
+    </w:p>
+    <w:p>
+      <w:r>
+        <w:t>The original enhancement plan proposed separate administrator/editor roles and audit records. The completed Travlr enhancement did not implement those features. All registered users with valid tokens currently have access to trip writes, and registration is public. The tests establish authentication-based write protection, not a complete administrative enrollment or role-based authorization policy. Trusted provisioning, role permissions, token revocation, rate limiting, live-database tests, and browser workflow checks remain future work.</w:t>
+      </w:r>
+    </w:p>
+    <w:p>
+      <w:r>
+        <w:t>This follow-up taught me to distinguish a passing authentication test from proof of a complete permission model. The artifact is stronger when its test evidence explains which components are real, which are stubbed, and what remains outside the tested scope. AI acknowledgment: ChatGPT assisted with the added tests, their execution, and this verification addendum.</w:t>
+      </w:r>
     </w:p>
     <w:sectPr>
       <w:pgSz w:w="12240" w:h="15840"/>
@@ -1408,6 +1442,7 @@
       <w:rFonts w:asciiTheme="majorHAnsi" w:eastAsiaTheme="majorEastAsia" w:hAnsiTheme="majorHAnsi" w:cstheme="majorBidi"/>
       <w:b/>
       <w:bCs/>
+      <w:color w:val="000000"/>
       <w:szCs w:val="28"/>
     </w:rPr>
   </w:style>
@@ -1430,6 +1465,7 @@
       <w:rFonts w:asciiTheme="majorHAnsi" w:eastAsiaTheme="majorEastAsia" w:hAnsiTheme="majorHAnsi" w:cstheme="majorBidi"/>
       <w:b/>
       <w:bCs/>
+      <w:color w:val="000000"/>
       <w:szCs w:val="26"/>
     </w:rPr>
   </w:style>
@@ -1452,7 +1488,7 @@
       <w:rFonts w:asciiTheme="majorHAnsi" w:eastAsiaTheme="majorEastAsia" w:hAnsiTheme="majorHAnsi" w:cstheme="majorBidi"/>
       <w:b/>
       <w:bCs/>
-      <w:color w:val="4F81BD" w:themeColor="accent1"/>
+      <w:color w:val="000000"/>
     </w:rPr>
   </w:style>
   <w:style w:type="paragraph" w:styleId="Heading4">
@@ -1477,7 +1513,7 @@
       <w:bCs/>
       <w:i/>
       <w:iCs/>
-      <w:color w:val="4F81BD" w:themeColor="accent1"/>
+      <w:color w:val="000000"/>
     </w:rPr>
   </w:style>
   <w:style w:type="paragraph" w:styleId="Heading5">
@@ -1498,7 +1534,7 @@
     </w:pPr>
     <w:rPr>
       <w:rFonts w:asciiTheme="majorHAnsi" w:eastAsiaTheme="majorEastAsia" w:hAnsiTheme="majorHAnsi" w:cstheme="majorBidi"/>
-      <w:color w:val="243F60" w:themeColor="accent1" w:themeShade="7F"/>
+      <w:color w:val="000000"/>
     </w:rPr>
   </w:style>
   <w:style w:type="paragraph" w:styleId="Heading6">
@@ -1521,7 +1557,7 @@
       <w:rFonts w:asciiTheme="majorHAnsi" w:eastAsiaTheme="majorEastAsia" w:hAnsiTheme="majorHAnsi" w:cstheme="majorBidi"/>
       <w:i/>
       <w:iCs/>
-      <w:color w:val="243F60" w:themeColor="accent1" w:themeShade="7F"/>
+      <w:color w:val="000000"/>
     </w:rPr>
   </w:style>
   <w:style w:type="paragraph" w:styleId="Heading7">
@@ -1544,7 +1580,7 @@
       <w:rFonts w:asciiTheme="majorHAnsi" w:eastAsiaTheme="majorEastAsia" w:hAnsiTheme="majorHAnsi" w:cstheme="majorBidi"/>
       <w:i/>
       <w:iCs/>
-      <w:color w:val="404040" w:themeColor="text1" w:themeTint="BF"/>
+      <w:color w:val="000000"/>
     </w:rPr>
   </w:style>
   <w:style w:type="paragraph" w:styleId="Heading8">
@@ -1565,7 +1601,7 @@
     </w:pPr>
     <w:rPr>
       <w:rFonts w:asciiTheme="majorHAnsi" w:eastAsiaTheme="majorEastAsia" w:hAnsiTheme="majorHAnsi" w:cstheme="majorBidi"/>
-      <w:color w:val="4F81BD" w:themeColor="accent1"/>
+      <w:color w:val="000000"/>
       <w:sz w:val="20"/>
       <w:szCs w:val="20"/>
     </w:rPr>
@@ -1590,7 +1626,7 @@
       <w:rFonts w:asciiTheme="majorHAnsi" w:eastAsiaTheme="majorEastAsia" w:hAnsiTheme="majorHAnsi" w:cstheme="majorBidi"/>
       <w:i/>
       <w:iCs/>
-      <w:color w:val="404040" w:themeColor="text1" w:themeTint="BF"/>
+      <w:color w:val="000000"/>
       <w:sz w:val="20"/>
       <w:szCs w:val="20"/>
     </w:rPr>
@@ -1733,6 +1769,7 @@
     <w:rPr>
       <w:rFonts w:asciiTheme="majorHAnsi" w:eastAsiaTheme="majorEastAsia" w:hAnsiTheme="majorHAnsi" w:cstheme="majorBidi"/>
       <w:b/>
+      <w:color w:val="000000"/>
       <w:spacing w:val="5"/>
       <w:kern w:val="28"/>
       <w:sz w:val="32"/>
@@ -1771,7 +1808,7 @@
       <w:rFonts w:asciiTheme="majorHAnsi" w:eastAsiaTheme="majorEastAsia" w:hAnsiTheme="majorHAnsi" w:cstheme="majorBidi"/>
       <w:i/>
       <w:iCs/>
-      <w:color w:val="4F81BD" w:themeColor="accent1"/>
+      <w:color w:val="000000"/>
       <w:spacing w:val="15"/>
       <w:szCs w:val="24"/>
     </w:rPr>
@@ -2210,9 +2247,6 @@
     <w:qFormat/>
     <w:rsid w:val="00FC693F"/>
     <w:pPr>
-      <w:pBdr>
-        <w:bottom w:val="single" w:sz="4" w:space="4" w:color="4F81BD" w:themeColor="accent1"/>
-      </w:pBdr>
       <w:spacing w:before="200" w:after="280"/>
       <w:ind w:left="936" w:right="936"/>
     </w:pPr>
